--- a/data/Dialogues multilateral_60th MERCOSUR Summit Meeting.docx
+++ b/data/Dialogues multilateral_60th MERCOSUR Summit Meeting.docx
@@ -2,13 +2,13 @@
 <file path=word/document.xml><?xml version="1.0" encoding="utf-8"?>
 <w:document xmlns:w="http://schemas.openxmlformats.org/wordprocessingml/2006/main" xmlns:m="http://schemas.openxmlformats.org/officeDocument/2006/math" xmlns:r="http://schemas.openxmlformats.org/officeDocument/2006/relationships" xmlns:o="urn:schemas-microsoft-com:office:office" xmlns:v="urn:schemas-microsoft-com:vml" xmlns:w10="urn:schemas-microsoft-com:office:word" xmlns:a="http://schemas.openxmlformats.org/drawingml/2006/main" xmlns:pic="http://schemas.openxmlformats.org/drawingml/2006/picture" xmlns:wp="http://schemas.openxmlformats.org/drawingml/2006/wordprocessingDrawing">
   <w:body>
-    <w:bookmarkStart w:id="26" w:name="th-mercosur-summit-meeting-summary"/>
+    <w:bookmarkStart w:id="26" w:name="th-mercosur-summit-meeting"/>
     <w:p>
       <w:pPr>
         <w:pStyle w:val="Heading1"/>
       </w:pPr>
       <w:r>
-        <w:t xml:space="preserve">60th MERCOSUR Summit Meeting Summary</w:t>
+        <w:t xml:space="preserve">60th MERCOSUR Summit Meeting</w:t>
       </w:r>
     </w:p>
     <w:p>
@@ -55,7 +55,7 @@
         <w:pStyle w:val="FirstParagraph"/>
       </w:pPr>
       <w:r>
-        <w:t xml:space="preserve">Executive summary not available in the source document.</w:t>
+        <w:t xml:space="preserve">The 60th MERCOSUR Summit Meeting brought together member states to discuss regional integration, economic cooperation, and political coordination. Key topics included trade facilitation, infrastructure development, and strategies to enhance intra-regional commerce. Leaders emphasized the importance of strengthening MERCOSUR’s institutional framework and promoting sustainable development. The summit also addressed challenges such as global economic uncertainties and the need for digital transformation. Agreements were made to advance collaborative projects and reinforce the bloc’s international presence. Overall, the meeting underscored MERCOSUR’s commitment to deepening integration and fostering inclusive growth among its members.</w:t>
       </w:r>
     </w:p>
     <w:bookmarkEnd w:id="20"/>
